--- a/artifacts/bids/2026-02-21/zayavka_2026-02-21.docx
+++ b/artifacts/bids/2026-02-21/zayavka_2026-02-21.docx
@@ -254,7 +254,7 @@
               <w:jc w:val="right"/>
             </w:pPr>
             <w:r>
-              <w:t>3,918</w:t>
+              <w:t>3,982</w:t>
             </w:r>
           </w:p>
         </w:tc>
@@ -277,7 +277,7 @@
               <w:jc w:val="right"/>
             </w:pPr>
             <w:r>
-              <w:t>1,242</w:t>
+              <w:t>1,280</w:t>
             </w:r>
           </w:p>
         </w:tc>
@@ -302,7 +302,7 @@
               <w:jc w:val="right"/>
             </w:pPr>
             <w:r>
-              <w:t>3,600</w:t>
+              <w:t>3,655</w:t>
             </w:r>
           </w:p>
         </w:tc>
@@ -325,7 +325,7 @@
               <w:jc w:val="right"/>
             </w:pPr>
             <w:r>
-              <w:t>1,579</w:t>
+              <w:t>1,547</w:t>
             </w:r>
           </w:p>
         </w:tc>
@@ -350,7 +350,7 @@
               <w:jc w:val="right"/>
             </w:pPr>
             <w:r>
-              <w:t>3,578</w:t>
+              <w:t>3,592</w:t>
             </w:r>
           </w:p>
         </w:tc>
@@ -373,7 +373,7 @@
               <w:jc w:val="right"/>
             </w:pPr>
             <w:r>
-              <w:t>2,090</w:t>
+              <w:t>2,067</w:t>
             </w:r>
           </w:p>
         </w:tc>
@@ -398,7 +398,7 @@
               <w:jc w:val="right"/>
             </w:pPr>
             <w:r>
-              <w:t>3,167</w:t>
+              <w:t>3,201</w:t>
             </w:r>
           </w:p>
         </w:tc>
@@ -421,7 +421,7 @@
               <w:jc w:val="right"/>
             </w:pPr>
             <w:r>
-              <w:t>2,067</w:t>
+              <w:t>2,120</w:t>
             </w:r>
           </w:p>
         </w:tc>
@@ -446,7 +446,7 @@
               <w:jc w:val="right"/>
             </w:pPr>
             <w:r>
-              <w:t>2,880</w:t>
+              <w:t>2,955</w:t>
             </w:r>
           </w:p>
         </w:tc>
@@ -469,7 +469,7 @@
               <w:jc w:val="right"/>
             </w:pPr>
             <w:r>
-              <w:t>2,433</w:t>
+              <w:t>2,419</w:t>
             </w:r>
           </w:p>
         </w:tc>
@@ -494,7 +494,7 @@
               <w:jc w:val="right"/>
             </w:pPr>
             <w:r>
-              <w:t>2,660</w:t>
+              <w:t>2,657</w:t>
             </w:r>
           </w:p>
         </w:tc>
@@ -517,7 +517,7 @@
               <w:jc w:val="right"/>
             </w:pPr>
             <w:r>
-              <w:t>2,677</w:t>
+              <w:t>2,693</w:t>
             </w:r>
           </w:p>
         </w:tc>
@@ -542,7 +542,7 @@
               <w:jc w:val="right"/>
             </w:pPr>
             <w:r>
-              <w:t>2,353</w:t>
+              <w:t>2,420</w:t>
             </w:r>
           </w:p>
         </w:tc>
@@ -565,7 +565,7 @@
               <w:jc w:val="right"/>
             </w:pPr>
             <w:r>
-              <w:t>1,863</w:t>
+              <w:t>1,844</w:t>
             </w:r>
           </w:p>
         </w:tc>
@@ -590,7 +590,7 @@
               <w:jc w:val="right"/>
             </w:pPr>
             <w:r>
-              <w:t>2,147</w:t>
+              <w:t>2,167</w:t>
             </w:r>
           </w:p>
         </w:tc>
@@ -613,7 +613,7 @@
               <w:jc w:val="right"/>
             </w:pPr>
             <w:r>
-              <w:t>2,409</w:t>
+              <w:t>2,413</w:t>
             </w:r>
           </w:p>
         </w:tc>
@@ -638,7 +638,7 @@
               <w:jc w:val="right"/>
             </w:pPr>
             <w:r>
-              <w:t>1,490</w:t>
+              <w:t>1,467</w:t>
             </w:r>
           </w:p>
         </w:tc>
@@ -661,7 +661,7 @@
               <w:jc w:val="right"/>
             </w:pPr>
             <w:r>
-              <w:t>2,143</w:t>
+              <w:t>2,061</w:t>
             </w:r>
           </w:p>
         </w:tc>
@@ -686,7 +686,7 @@
               <w:jc w:val="right"/>
             </w:pPr>
             <w:r>
-              <w:t>0,685</w:t>
+              <w:t>0,686</w:t>
             </w:r>
           </w:p>
         </w:tc>
@@ -709,7 +709,7 @@
               <w:jc w:val="right"/>
             </w:pPr>
             <w:r>
-              <w:t>2,475</w:t>
+              <w:t>2,523</w:t>
             </w:r>
           </w:p>
         </w:tc>
@@ -734,7 +734,7 @@
               <w:jc w:val="right"/>
             </w:pPr>
             <w:r>
-              <w:t>0,350</w:t>
+              <w:t>0,333</w:t>
             </w:r>
           </w:p>
         </w:tc>
@@ -757,7 +757,7 @@
               <w:jc w:val="right"/>
             </w:pPr>
             <w:r>
-              <w:t>2,625</w:t>
+              <w:t>2,672</w:t>
             </w:r>
           </w:p>
         </w:tc>
@@ -782,7 +782,7 @@
               <w:jc w:val="right"/>
             </w:pPr>
             <w:r>
-              <w:t>1,097</w:t>
+              <w:t>1,091</w:t>
             </w:r>
           </w:p>
         </w:tc>
@@ -805,7 +805,7 @@
               <w:jc w:val="right"/>
             </w:pPr>
             <w:r>
-              <w:t>2,609</w:t>
+              <w:t>2,632</w:t>
             </w:r>
           </w:p>
         </w:tc>
@@ -821,7 +821,7 @@
         <w:rPr>
           <w:b/>
         </w:rPr>
-        <w:t>Итого за сутки: 54,137 МВт·ч.</w:t>
+        <w:t>Итого за сутки: 54,477 МВт·ч.</w:t>
       </w:r>
     </w:p>
     <w:p>
@@ -834,7 +834,7 @@
     </w:p>
     <w:p>
       <w:r>
-        <w:t>Прогноз 037906b74819, сформирован 20.02.2026 05:00 (Астана); модель windcast-0.1.0-cascade+direct; погода: Open-Meteo Previous Runs: ECMWF IFS, ECMWF AIFS, ICON, GFS, UKMO, GEM, CMA, выпуск 2026-02-19 18:00:00 UTC.</w:t>
+        <w:t>Прогноз feb75f11fcea, сформирован 20.02.2026 05:00 (Астана); модель windcast-0.1.0-cascade+direct; погода: Open-Meteo Previous Runs: ECMWF IFS, ECMWF AIFS, ICON, GFS, UKMO, GEM, CMA, выпуск 2026-02-19 18:00:00 UTC.</w:t>
       </w:r>
     </w:p>
     <w:tbl>
@@ -940,7 +940,7 @@
           </w:tcPr>
           <w:p>
             <w:r>
-              <w:t>1,742</w:t>
+              <w:t>1,762</w:t>
             </w:r>
           </w:p>
         </w:tc>
@@ -950,7 +950,7 @@
           </w:tcPr>
           <w:p>
             <w:r>
-              <w:t>3,918</w:t>
+              <w:t>3,982</w:t>
             </w:r>
           </w:p>
         </w:tc>
@@ -960,7 +960,7 @@
           </w:tcPr>
           <w:p>
             <w:r>
-              <w:t>4,882</w:t>
+              <w:t>4,893</w:t>
             </w:r>
           </w:p>
         </w:tc>
@@ -970,7 +970,7 @@
           </w:tcPr>
           <w:p>
             <w:r>
-              <w:t>9.5</w:t>
+              <w:t>9.6</w:t>
             </w:r>
           </w:p>
         </w:tc>
@@ -1002,7 +1002,7 @@
           </w:tcPr>
           <w:p>
             <w:r>
-              <w:t>1,535</w:t>
+              <w:t>1,578</w:t>
             </w:r>
           </w:p>
         </w:tc>
@@ -1012,7 +1012,7 @@
           </w:tcPr>
           <w:p>
             <w:r>
-              <w:t>3,600</w:t>
+              <w:t>3,655</w:t>
             </w:r>
           </w:p>
         </w:tc>
@@ -1022,7 +1022,7 @@
           </w:tcPr>
           <w:p>
             <w:r>
-              <w:t>4,883</w:t>
+              <w:t>4,885</w:t>
             </w:r>
           </w:p>
         </w:tc>
@@ -1032,7 +1032,7 @@
           </w:tcPr>
           <w:p>
             <w:r>
-              <w:t>9.3</w:t>
+              <w:t>9.4</w:t>
             </w:r>
           </w:p>
         </w:tc>
@@ -1064,7 +1064,7 @@
           </w:tcPr>
           <w:p>
             <w:r>
-              <w:t>1,623</w:t>
+              <w:t>1,591</w:t>
             </w:r>
           </w:p>
         </w:tc>
@@ -1074,7 +1074,7 @@
           </w:tcPr>
           <w:p>
             <w:r>
-              <w:t>3,578</w:t>
+              <w:t>3,592</w:t>
             </w:r>
           </w:p>
         </w:tc>
@@ -1084,7 +1084,7 @@
           </w:tcPr>
           <w:p>
             <w:r>
-              <w:t>4,928</w:t>
+              <w:t>4,931</w:t>
             </w:r>
           </w:p>
         </w:tc>
@@ -1094,7 +1094,7 @@
           </w:tcPr>
           <w:p>
             <w:r>
-              <w:t>9.2</w:t>
+              <w:t>9.3</w:t>
             </w:r>
           </w:p>
         </w:tc>
@@ -1126,7 +1126,7 @@
           </w:tcPr>
           <w:p>
             <w:r>
-              <w:t>1,357</w:t>
+              <w:t>1,368</w:t>
             </w:r>
           </w:p>
         </w:tc>
@@ -1136,7 +1136,7 @@
           </w:tcPr>
           <w:p>
             <w:r>
-              <w:t>3,167</w:t>
+              <w:t>3,201</w:t>
             </w:r>
           </w:p>
         </w:tc>
@@ -1146,7 +1146,7 @@
           </w:tcPr>
           <w:p>
             <w:r>
-              <w:t>4,898</w:t>
+              <w:t>4,899</w:t>
             </w:r>
           </w:p>
         </w:tc>
@@ -1156,7 +1156,7 @@
           </w:tcPr>
           <w:p>
             <w:r>
-              <w:t>8.7</w:t>
+              <w:t>8.8</w:t>
             </w:r>
           </w:p>
         </w:tc>
@@ -1188,7 +1188,7 @@
           </w:tcPr>
           <w:p>
             <w:r>
-              <w:t>0,901</w:t>
+              <w:t>0,905</w:t>
             </w:r>
           </w:p>
         </w:tc>
@@ -1198,7 +1198,7 @@
           </w:tcPr>
           <w:p>
             <w:r>
-              <w:t>2,880</w:t>
+              <w:t>2,955</w:t>
             </w:r>
           </w:p>
         </w:tc>
@@ -1208,7 +1208,7 @@
           </w:tcPr>
           <w:p>
             <w:r>
-              <w:t>4,721</w:t>
+              <w:t>4,724</w:t>
             </w:r>
           </w:p>
         </w:tc>
@@ -1218,7 +1218,7 @@
           </w:tcPr>
           <w:p>
             <w:r>
-              <w:t>8.0</w:t>
+              <w:t>8.2</w:t>
             </w:r>
           </w:p>
         </w:tc>
@@ -1250,7 +1250,7 @@
           </w:tcPr>
           <w:p>
             <w:r>
-              <w:t>0,609</w:t>
+              <w:t>0,613</w:t>
             </w:r>
           </w:p>
         </w:tc>
@@ -1260,7 +1260,7 @@
           </w:tcPr>
           <w:p>
             <w:r>
-              <w:t>2,660</w:t>
+              <w:t>2,657</w:t>
             </w:r>
           </w:p>
         </w:tc>
@@ -1270,7 +1270,7 @@
           </w:tcPr>
           <w:p>
             <w:r>
-              <w:t>4,704</w:t>
+              <w:t>4,692</w:t>
             </w:r>
           </w:p>
         </w:tc>
@@ -1312,7 +1312,7 @@
           </w:tcPr>
           <w:p>
             <w:r>
-              <w:t>0,289</w:t>
+              <w:t>0,291</w:t>
             </w:r>
           </w:p>
         </w:tc>
@@ -1322,7 +1322,7 @@
           </w:tcPr>
           <w:p>
             <w:r>
-              <w:t>2,353</w:t>
+              <w:t>2,420</w:t>
             </w:r>
           </w:p>
         </w:tc>
@@ -1332,7 +1332,7 @@
           </w:tcPr>
           <w:p>
             <w:r>
-              <w:t>4,711</w:t>
+              <w:t>4,700</w:t>
             </w:r>
           </w:p>
         </w:tc>
@@ -1342,7 +1342,7 @@
           </w:tcPr>
           <w:p>
             <w:r>
-              <w:t>7.5</w:t>
+              <w:t>7.6</w:t>
             </w:r>
           </w:p>
         </w:tc>
@@ -1374,7 +1374,7 @@
           </w:tcPr>
           <w:p>
             <w:r>
-              <w:t>0,212</w:t>
+              <w:t>0,211</w:t>
             </w:r>
           </w:p>
         </w:tc>
@@ -1384,7 +1384,7 @@
           </w:tcPr>
           <w:p>
             <w:r>
-              <w:t>2,147</w:t>
+              <w:t>2,167</w:t>
             </w:r>
           </w:p>
         </w:tc>
@@ -1394,7 +1394,7 @@
           </w:tcPr>
           <w:p>
             <w:r>
-              <w:t>4,515</w:t>
+              <w:t>4,555</w:t>
             </w:r>
           </w:p>
         </w:tc>
@@ -1436,7 +1436,7 @@
           </w:tcPr>
           <w:p>
             <w:r>
-              <w:t>0,110</w:t>
+              <w:t>0,106</w:t>
             </w:r>
           </w:p>
         </w:tc>
@@ -1446,7 +1446,7 @@
           </w:tcPr>
           <w:p>
             <w:r>
-              <w:t>1,490</w:t>
+              <w:t>1,467</w:t>
             </w:r>
           </w:p>
         </w:tc>
@@ -1456,7 +1456,7 @@
           </w:tcPr>
           <w:p>
             <w:r>
-              <w:t>4,255</w:t>
+              <w:t>4,319</w:t>
             </w:r>
           </w:p>
         </w:tc>
@@ -1508,7 +1508,7 @@
           </w:tcPr>
           <w:p>
             <w:r>
-              <w:t>0,685</w:t>
+              <w:t>0,686</w:t>
             </w:r>
           </w:p>
         </w:tc>
@@ -1518,7 +1518,7 @@
           </w:tcPr>
           <w:p>
             <w:r>
-              <w:t>2,904</w:t>
+              <w:t>2,893</w:t>
             </w:r>
           </w:p>
         </w:tc>
@@ -1570,7 +1570,7 @@
           </w:tcPr>
           <w:p>
             <w:r>
-              <w:t>0,350</w:t>
+              <w:t>0,333</w:t>
             </w:r>
           </w:p>
         </w:tc>
@@ -1580,7 +1580,7 @@
           </w:tcPr>
           <w:p>
             <w:r>
-              <w:t>3,043</w:t>
+              <w:t>3,045</w:t>
             </w:r>
           </w:p>
         </w:tc>
@@ -1622,7 +1622,7 @@
           </w:tcPr>
           <w:p>
             <w:r>
-              <w:t>0,049</w:t>
+              <w:t>0,051</w:t>
             </w:r>
           </w:p>
         </w:tc>
@@ -1632,7 +1632,7 @@
           </w:tcPr>
           <w:p>
             <w:r>
-              <w:t>1,097</w:t>
+              <w:t>1,091</w:t>
             </w:r>
           </w:p>
         </w:tc>
@@ -1642,7 +1642,7 @@
           </w:tcPr>
           <w:p>
             <w:r>
-              <w:t>4,344</w:t>
+              <w:t>4,370</w:t>
             </w:r>
           </w:p>
         </w:tc>
@@ -1684,7 +1684,7 @@
           </w:tcPr>
           <w:p>
             <w:r>
-              <w:t>0,048</w:t>
+              <w:t>0,052</w:t>
             </w:r>
           </w:p>
         </w:tc>
@@ -1694,7 +1694,7 @@
           </w:tcPr>
           <w:p>
             <w:r>
-              <w:t>1,242</w:t>
+              <w:t>1,280</w:t>
             </w:r>
           </w:p>
         </w:tc>
@@ -1704,7 +1704,7 @@
           </w:tcPr>
           <w:p>
             <w:r>
-              <w:t>4,684</w:t>
+              <w:t>4,676</w:t>
             </w:r>
           </w:p>
         </w:tc>
@@ -1714,7 +1714,7 @@
           </w:tcPr>
           <w:p>
             <w:r>
-              <w:t>5.8</w:t>
+              <w:t>5.7</w:t>
             </w:r>
           </w:p>
         </w:tc>
@@ -1746,7 +1746,7 @@
           </w:tcPr>
           <w:p>
             <w:r>
-              <w:t>0,152</w:t>
+              <w:t>0,159</w:t>
             </w:r>
           </w:p>
         </w:tc>
@@ -1756,7 +1756,7 @@
           </w:tcPr>
           <w:p>
             <w:r>
-              <w:t>1,579</w:t>
+              <w:t>1,547</w:t>
             </w:r>
           </w:p>
         </w:tc>
@@ -1766,7 +1766,7 @@
           </w:tcPr>
           <w:p>
             <w:r>
-              <w:t>4,704</w:t>
+              <w:t>4,673</w:t>
             </w:r>
           </w:p>
         </w:tc>
@@ -1808,7 +1808,7 @@
           </w:tcPr>
           <w:p>
             <w:r>
-              <w:t>0,438</w:t>
+              <w:t>0,424</w:t>
             </w:r>
           </w:p>
         </w:tc>
@@ -1818,7 +1818,7 @@
           </w:tcPr>
           <w:p>
             <w:r>
-              <w:t>2,090</w:t>
+              <w:t>2,067</w:t>
             </w:r>
           </w:p>
         </w:tc>
@@ -1828,7 +1828,7 @@
           </w:tcPr>
           <w:p>
             <w:r>
-              <w:t>4,798</w:t>
+              <w:t>4,784</w:t>
             </w:r>
           </w:p>
         </w:tc>
@@ -1870,7 +1870,7 @@
           </w:tcPr>
           <w:p>
             <w:r>
-              <w:t>0,537</w:t>
+              <w:t>0,545</w:t>
             </w:r>
           </w:p>
         </w:tc>
@@ -1880,7 +1880,7 @@
           </w:tcPr>
           <w:p>
             <w:r>
-              <w:t>2,067</w:t>
+              <w:t>2,120</w:t>
             </w:r>
           </w:p>
         </w:tc>
@@ -1890,7 +1890,7 @@
           </w:tcPr>
           <w:p>
             <w:r>
-              <w:t>4,594</w:t>
+              <w:t>4,617</w:t>
             </w:r>
           </w:p>
         </w:tc>
@@ -1932,7 +1932,7 @@
           </w:tcPr>
           <w:p>
             <w:r>
-              <w:t>0,929</w:t>
+              <w:t>0,922</w:t>
             </w:r>
           </w:p>
         </w:tc>
@@ -1942,7 +1942,7 @@
           </w:tcPr>
           <w:p>
             <w:r>
-              <w:t>2,433</w:t>
+              <w:t>2,419</w:t>
             </w:r>
           </w:p>
         </w:tc>
@@ -1952,7 +1952,7 @@
           </w:tcPr>
           <w:p>
             <w:r>
-              <w:t>4,481</w:t>
+              <w:t>4,495</w:t>
             </w:r>
           </w:p>
         </w:tc>
@@ -1994,7 +1994,7 @@
           </w:tcPr>
           <w:p>
             <w:r>
-              <w:t>0,606</w:t>
+              <w:t>0,600</w:t>
             </w:r>
           </w:p>
         </w:tc>
@@ -2004,7 +2004,7 @@
           </w:tcPr>
           <w:p>
             <w:r>
-              <w:t>2,677</w:t>
+              <w:t>2,693</w:t>
             </w:r>
           </w:p>
         </w:tc>
@@ -2014,7 +2014,7 @@
           </w:tcPr>
           <w:p>
             <w:r>
-              <w:t>4,334</w:t>
+              <w:t>4,308</w:t>
             </w:r>
           </w:p>
         </w:tc>
@@ -2056,7 +2056,7 @@
           </w:tcPr>
           <w:p>
             <w:r>
-              <w:t>0,252</w:t>
+              <w:t>0,260</w:t>
             </w:r>
           </w:p>
         </w:tc>
@@ -2066,7 +2066,7 @@
           </w:tcPr>
           <w:p>
             <w:r>
-              <w:t>1,863</w:t>
+              <w:t>1,844</w:t>
             </w:r>
           </w:p>
         </w:tc>
@@ -2076,7 +2076,7 @@
           </w:tcPr>
           <w:p>
             <w:r>
-              <w:t>4,025</w:t>
+              <w:t>3,965</w:t>
             </w:r>
           </w:p>
         </w:tc>
@@ -2118,7 +2118,7 @@
           </w:tcPr>
           <w:p>
             <w:r>
-              <w:t>0,388</w:t>
+              <w:t>0,398</w:t>
             </w:r>
           </w:p>
         </w:tc>
@@ -2128,7 +2128,7 @@
           </w:tcPr>
           <w:p>
             <w:r>
-              <w:t>2,409</w:t>
+              <w:t>2,413</w:t>
             </w:r>
           </w:p>
         </w:tc>
@@ -2138,7 +2138,7 @@
           </w:tcPr>
           <w:p>
             <w:r>
-              <w:t>4,257</w:t>
+              <w:t>4,220</w:t>
             </w:r>
           </w:p>
         </w:tc>
@@ -2180,7 +2180,7 @@
           </w:tcPr>
           <w:p>
             <w:r>
-              <w:t>0,269</w:t>
+              <w:t>0,271</w:t>
             </w:r>
           </w:p>
         </w:tc>
@@ -2190,7 +2190,7 @@
           </w:tcPr>
           <w:p>
             <w:r>
-              <w:t>2,143</w:t>
+              <w:t>2,061</w:t>
             </w:r>
           </w:p>
         </w:tc>
@@ -2200,7 +2200,7 @@
           </w:tcPr>
           <w:p>
             <w:r>
-              <w:t>4,671</w:t>
+              <w:t>4,663</w:t>
             </w:r>
           </w:p>
         </w:tc>
@@ -2242,7 +2242,7 @@
           </w:tcPr>
           <w:p>
             <w:r>
-              <w:t>0,286</w:t>
+              <w:t>0,290</w:t>
             </w:r>
           </w:p>
         </w:tc>
@@ -2252,7 +2252,7 @@
           </w:tcPr>
           <w:p>
             <w:r>
-              <w:t>2,475</w:t>
+              <w:t>2,523</w:t>
             </w:r>
           </w:p>
         </w:tc>
@@ -2262,7 +2262,7 @@
           </w:tcPr>
           <w:p>
             <w:r>
-              <w:t>4,919</w:t>
+              <w:t>4,920</w:t>
             </w:r>
           </w:p>
         </w:tc>
@@ -2304,7 +2304,7 @@
           </w:tcPr>
           <w:p>
             <w:r>
-              <w:t>0,516</w:t>
+              <w:t>0,520</w:t>
             </w:r>
           </w:p>
         </w:tc>
@@ -2314,7 +2314,7 @@
           </w:tcPr>
           <w:p>
             <w:r>
-              <w:t>2,625</w:t>
+              <w:t>2,672</w:t>
             </w:r>
           </w:p>
         </w:tc>
@@ -2324,7 +2324,7 @@
           </w:tcPr>
           <w:p>
             <w:r>
-              <w:t>4,803</w:t>
+              <w:t>4,808</w:t>
             </w:r>
           </w:p>
         </w:tc>
@@ -2334,7 +2334,7 @@
           </w:tcPr>
           <w:p>
             <w:r>
-              <w:t>7.8</w:t>
+              <w:t>7.9</w:t>
             </w:r>
           </w:p>
         </w:tc>
@@ -2366,7 +2366,7 @@
           </w:tcPr>
           <w:p>
             <w:r>
-              <w:t>0,543</w:t>
+              <w:t>0,555</w:t>
             </w:r>
           </w:p>
         </w:tc>
@@ -2376,7 +2376,7 @@
           </w:tcPr>
           <w:p>
             <w:r>
-              <w:t>2,609</w:t>
+              <w:t>2,632</w:t>
             </w:r>
           </w:p>
         </w:tc>
@@ -2386,7 +2386,7 @@
           </w:tcPr>
           <w:p>
             <w:r>
-              <w:t>4,712</w:t>
+              <w:t>4,692</w:t>
             </w:r>
           </w:p>
         </w:tc>
@@ -2396,7 +2396,7 @@
           </w:tcPr>
           <w:p>
             <w:r>
-              <w:t>7.8</w:t>
+              <w:t>7.9</w:t>
             </w:r>
           </w:p>
         </w:tc>
@@ -2423,7 +2423,7 @@
         <w:pStyle w:val="ListBullet"/>
       </w:pPr>
       <w:r>
-        <w:t>резкий спад на 1.79 МВт за 3 ч к 10:00</w:t>
+        <w:t>резкий спад на 1.83 МВт за 3 ч к 10:00</w:t>
       </w:r>
     </w:p>
     <w:p>
@@ -2560,7 +2560,7 @@
           </w:tcPr>
           <w:p>
             <w:r>
-              <w:t>1,357</w:t>
+              <w:t>1,409</w:t>
             </w:r>
           </w:p>
         </w:tc>
@@ -2570,7 +2570,7 @@
           </w:tcPr>
           <w:p>
             <w:r>
-              <w:t>1,097 → 2,454</w:t>
+              <w:t>1,091 → 2,500</w:t>
             </w:r>
           </w:p>
         </w:tc>
@@ -2622,7 +2622,7 @@
           </w:tcPr>
           <w:p>
             <w:r>
-              <w:t>2,552</w:t>
+              <w:t>2,454</w:t>
             </w:r>
           </w:p>
         </w:tc>
@@ -2632,7 +2632,7 @@
           </w:tcPr>
           <w:p>
             <w:r>
-              <w:t>1,242 → 3,794</w:t>
+              <w:t>1,280 → 3,734</w:t>
             </w:r>
           </w:p>
         </w:tc>
@@ -2684,7 +2684,7 @@
           </w:tcPr>
           <w:p>
             <w:r>
-              <w:t>2,681</w:t>
+              <w:t>2,727</w:t>
             </w:r>
           </w:p>
         </w:tc>
@@ -2694,7 +2694,7 @@
           </w:tcPr>
           <w:p>
             <w:r>
-              <w:t>1,579 → 4,260</w:t>
+              <w:t>1,547 → 4,274</w:t>
             </w:r>
           </w:p>
         </w:tc>
@@ -2746,7 +2746,7 @@
           </w:tcPr>
           <w:p>
             <w:r>
-              <w:t>2,780</w:t>
+              <w:t>2,797</w:t>
             </w:r>
           </w:p>
         </w:tc>
@@ -2756,7 +2756,7 @@
           </w:tcPr>
           <w:p>
             <w:r>
-              <w:t>2,090 → 4,870</w:t>
+              <w:t>2,067 → 4,864</w:t>
             </w:r>
           </w:p>
         </w:tc>
@@ -2808,7 +2808,7 @@
           </w:tcPr>
           <w:p>
             <w:r>
-              <w:t>2,294</w:t>
+              <w:t>2,290</w:t>
             </w:r>
           </w:p>
         </w:tc>
@@ -2818,7 +2818,7 @@
           </w:tcPr>
           <w:p>
             <w:r>
-              <w:t>2,067 → 4,361</w:t>
+              <w:t>2,120 → 4,410</w:t>
             </w:r>
           </w:p>
         </w:tc>
@@ -2870,7 +2870,7 @@
           </w:tcPr>
           <w:p>
             <w:r>
-              <w:t>1,051</w:t>
+              <w:t>1,080</w:t>
             </w:r>
           </w:p>
         </w:tc>
@@ -2880,7 +2880,7 @@
           </w:tcPr>
           <w:p>
             <w:r>
-              <w:t>2,433 → 3,484</w:t>
+              <w:t>2,419 → 3,499</w:t>
             </w:r>
           </w:p>
         </w:tc>
@@ -2932,7 +2932,7 @@
           </w:tcPr>
           <w:p>
             <w:r>
-              <w:t>0,706</w:t>
+              <w:t>0,595</w:t>
             </w:r>
           </w:p>
         </w:tc>
@@ -2942,7 +2942,7 @@
           </w:tcPr>
           <w:p>
             <w:r>
-              <w:t>2,143 → 1,437</w:t>
+              <w:t>2,061 → 1,466</w:t>
             </w:r>
           </w:p>
         </w:tc>
@@ -2994,7 +2994,7 @@
           </w:tcPr>
           <w:p>
             <w:r>
-              <w:t>1,116</w:t>
+              <w:t>1,168</w:t>
             </w:r>
           </w:p>
         </w:tc>
@@ -3004,7 +3004,7 @@
           </w:tcPr>
           <w:p>
             <w:r>
-              <w:t>2,475 → 1,359</w:t>
+              <w:t>2,523 → 1,355</w:t>
             </w:r>
           </w:p>
         </w:tc>
@@ -3056,7 +3056,7 @@
           </w:tcPr>
           <w:p>
             <w:r>
-              <w:t>1,306</w:t>
+              <w:t>1,369</w:t>
             </w:r>
           </w:p>
         </w:tc>
@@ -3066,7 +3066,7 @@
           </w:tcPr>
           <w:p>
             <w:r>
-              <w:t>2,625 → 1,319</w:t>
+              <w:t>2,672 → 1,303</w:t>
             </w:r>
           </w:p>
         </w:tc>
@@ -3118,7 +3118,7 @@
           </w:tcPr>
           <w:p>
             <w:r>
-              <w:t>1,553</w:t>
+              <w:t>1,572</w:t>
             </w:r>
           </w:p>
         </w:tc>
@@ -3128,7 +3128,7 @@
           </w:tcPr>
           <w:p>
             <w:r>
-              <w:t>2,609 → 1,056</w:t>
+              <w:t>2,632 → 1,060</w:t>
             </w:r>
           </w:p>
         </w:tc>
@@ -3180,7 +3180,7 @@
           </w:tcPr>
           <w:p>
             <w:r>
-              <w:t>0,529</w:t>
+              <w:t>0,512</w:t>
             </w:r>
           </w:p>
         </w:tc>
@@ -3190,7 +3190,7 @@
           </w:tcPr>
           <w:p>
             <w:r>
-              <w:t>2,409 → 1,880</w:t>
+              <w:t>2,413 → 1,901</w:t>
             </w:r>
           </w:p>
         </w:tc>

--- a/artifacts/bids/2026-02-21/zayavka_2026-02-21.docx
+++ b/artifacts/bids/2026-02-21/zayavka_2026-02-21.docx
@@ -254,7 +254,7 @@
               <w:jc w:val="right"/>
             </w:pPr>
             <w:r>
-              <w:t>3,982</w:t>
+              <w:t>3,992</w:t>
             </w:r>
           </w:p>
         </w:tc>
@@ -277,7 +277,7 @@
               <w:jc w:val="right"/>
             </w:pPr>
             <w:r>
-              <w:t>1,280</w:t>
+              <w:t>1,193</w:t>
             </w:r>
           </w:p>
         </w:tc>
@@ -302,7 +302,7 @@
               <w:jc w:val="right"/>
             </w:pPr>
             <w:r>
-              <w:t>3,655</w:t>
+              <w:t>3,709</w:t>
             </w:r>
           </w:p>
         </w:tc>
@@ -325,7 +325,7 @@
               <w:jc w:val="right"/>
             </w:pPr>
             <w:r>
-              <w:t>1,547</w:t>
+              <w:t>1,405</w:t>
             </w:r>
           </w:p>
         </w:tc>
@@ -350,7 +350,7 @@
               <w:jc w:val="right"/>
             </w:pPr>
             <w:r>
-              <w:t>3,592</w:t>
+              <w:t>3,655</w:t>
             </w:r>
           </w:p>
         </w:tc>
@@ -373,7 +373,7 @@
               <w:jc w:val="right"/>
             </w:pPr>
             <w:r>
-              <w:t>2,067</w:t>
+              <w:t>2,014</w:t>
             </w:r>
           </w:p>
         </w:tc>
@@ -398,7 +398,7 @@
               <w:jc w:val="right"/>
             </w:pPr>
             <w:r>
-              <w:t>3,201</w:t>
+              <w:t>3,264</w:t>
             </w:r>
           </w:p>
         </w:tc>
@@ -421,7 +421,7 @@
               <w:jc w:val="right"/>
             </w:pPr>
             <w:r>
-              <w:t>2,120</w:t>
+              <w:t>2,021</w:t>
             </w:r>
           </w:p>
         </w:tc>
@@ -446,7 +446,7 @@
               <w:jc w:val="right"/>
             </w:pPr>
             <w:r>
-              <w:t>2,955</w:t>
+              <w:t>2,956</w:t>
             </w:r>
           </w:p>
         </w:tc>
@@ -469,7 +469,7 @@
               <w:jc w:val="right"/>
             </w:pPr>
             <w:r>
-              <w:t>2,419</w:t>
+              <w:t>2,343</w:t>
             </w:r>
           </w:p>
         </w:tc>
@@ -494,7 +494,7 @@
               <w:jc w:val="right"/>
             </w:pPr>
             <w:r>
-              <w:t>2,657</w:t>
+              <w:t>2,617</w:t>
             </w:r>
           </w:p>
         </w:tc>
@@ -517,7 +517,7 @@
               <w:jc w:val="right"/>
             </w:pPr>
             <w:r>
-              <w:t>2,693</w:t>
+              <w:t>2,708</w:t>
             </w:r>
           </w:p>
         </w:tc>
@@ -542,7 +542,7 @@
               <w:jc w:val="right"/>
             </w:pPr>
             <w:r>
-              <w:t>2,420</w:t>
+              <w:t>2,452</w:t>
             </w:r>
           </w:p>
         </w:tc>
@@ -565,7 +565,7 @@
               <w:jc w:val="right"/>
             </w:pPr>
             <w:r>
-              <w:t>1,844</w:t>
+              <w:t>1,839</w:t>
             </w:r>
           </w:p>
         </w:tc>
@@ -590,7 +590,7 @@
               <w:jc w:val="right"/>
             </w:pPr>
             <w:r>
-              <w:t>2,167</w:t>
+              <w:t>2,272</w:t>
             </w:r>
           </w:p>
         </w:tc>
@@ -613,7 +613,7 @@
               <w:jc w:val="right"/>
             </w:pPr>
             <w:r>
-              <w:t>2,413</w:t>
+              <w:t>2,402</w:t>
             </w:r>
           </w:p>
         </w:tc>
@@ -638,7 +638,7 @@
               <w:jc w:val="right"/>
             </w:pPr>
             <w:r>
-              <w:t>1,467</w:t>
+              <w:t>1,450</w:t>
             </w:r>
           </w:p>
         </w:tc>
@@ -661,7 +661,7 @@
               <w:jc w:val="right"/>
             </w:pPr>
             <w:r>
-              <w:t>2,061</w:t>
+              <w:t>1,953</w:t>
             </w:r>
           </w:p>
         </w:tc>
@@ -686,7 +686,7 @@
               <w:jc w:val="right"/>
             </w:pPr>
             <w:r>
-              <w:t>0,686</w:t>
+              <w:t>0,708</w:t>
             </w:r>
           </w:p>
         </w:tc>
@@ -709,7 +709,7 @@
               <w:jc w:val="right"/>
             </w:pPr>
             <w:r>
-              <w:t>2,523</w:t>
+              <w:t>2,475</w:t>
             </w:r>
           </w:p>
         </w:tc>
@@ -734,7 +734,7 @@
               <w:jc w:val="right"/>
             </w:pPr>
             <w:r>
-              <w:t>0,333</w:t>
+              <w:t>0,297</w:t>
             </w:r>
           </w:p>
         </w:tc>
@@ -757,7 +757,7 @@
               <w:jc w:val="right"/>
             </w:pPr>
             <w:r>
-              <w:t>2,672</w:t>
+              <w:t>2,709</w:t>
             </w:r>
           </w:p>
         </w:tc>
@@ -782,7 +782,7 @@
               <w:jc w:val="right"/>
             </w:pPr>
             <w:r>
-              <w:t>1,091</w:t>
+              <w:t>1,087</w:t>
             </w:r>
           </w:p>
         </w:tc>
@@ -805,7 +805,7 @@
               <w:jc w:val="right"/>
             </w:pPr>
             <w:r>
-              <w:t>2,632</w:t>
+              <w:t>2,647</w:t>
             </w:r>
           </w:p>
         </w:tc>
@@ -821,7 +821,7 @@
         <w:rPr>
           <w:b/>
         </w:rPr>
-        <w:t>Итого за сутки: 54,477 МВт·ч.</w:t>
+        <w:t>Итого за сутки: 54,168 МВт·ч.</w:t>
       </w:r>
     </w:p>
     <w:p>
@@ -834,7 +834,7 @@
     </w:p>
     <w:p>
       <w:r>
-        <w:t>Прогноз feb75f11fcea, сформирован 20.02.2026 05:00 (Астана); модель windcast-0.1.0-cascade+direct; погода: Open-Meteo Previous Runs: ECMWF IFS, ECMWF AIFS, ICON, GFS, UKMO, GEM, CMA, выпуск 2026-02-19 18:00:00 UTC.</w:t>
+        <w:t>Прогноз 041af8f67aef, сформирован 20.02.2026 05:00 (Астана); модель windcast-0.1.0-cascade+cqr; погода: Open-Meteo Previous Runs: ECMWF IFS, ECMWF AIFS, ICON, GFS, UKMO, GEM, CMA, выпуск 2026-02-19 18:00:00 UTC.</w:t>
       </w:r>
     </w:p>
     <w:tbl>
@@ -940,7 +940,7 @@
           </w:tcPr>
           <w:p>
             <w:r>
-              <w:t>1,762</w:t>
+              <w:t>1,784</w:t>
             </w:r>
           </w:p>
         </w:tc>
@@ -950,7 +950,7 @@
           </w:tcPr>
           <w:p>
             <w:r>
-              <w:t>3,982</w:t>
+              <w:t>3,992</w:t>
             </w:r>
           </w:p>
         </w:tc>
@@ -960,7 +960,7 @@
           </w:tcPr>
           <w:p>
             <w:r>
-              <w:t>4,893</w:t>
+              <w:t>4,949</w:t>
             </w:r>
           </w:p>
         </w:tc>
@@ -1002,7 +1002,7 @@
           </w:tcPr>
           <w:p>
             <w:r>
-              <w:t>1,578</w:t>
+              <w:t>1,550</w:t>
             </w:r>
           </w:p>
         </w:tc>
@@ -1012,7 +1012,7 @@
           </w:tcPr>
           <w:p>
             <w:r>
-              <w:t>3,655</w:t>
+              <w:t>3,709</w:t>
             </w:r>
           </w:p>
         </w:tc>
@@ -1022,7 +1022,7 @@
           </w:tcPr>
           <w:p>
             <w:r>
-              <w:t>4,885</w:t>
+              <w:t>4,958</w:t>
             </w:r>
           </w:p>
         </w:tc>
@@ -1064,7 +1064,7 @@
           </w:tcPr>
           <w:p>
             <w:r>
-              <w:t>1,591</w:t>
+              <w:t>1,574</w:t>
             </w:r>
           </w:p>
         </w:tc>
@@ -1074,7 +1074,7 @@
           </w:tcPr>
           <w:p>
             <w:r>
-              <w:t>3,592</w:t>
+              <w:t>3,655</w:t>
             </w:r>
           </w:p>
         </w:tc>
@@ -1084,7 +1084,7 @@
           </w:tcPr>
           <w:p>
             <w:r>
-              <w:t>4,931</w:t>
+              <w:t>5,000</w:t>
             </w:r>
           </w:p>
         </w:tc>
@@ -1126,7 +1126,7 @@
           </w:tcPr>
           <w:p>
             <w:r>
-              <w:t>1,368</w:t>
+              <w:t>1,319</w:t>
             </w:r>
           </w:p>
         </w:tc>
@@ -1136,7 +1136,7 @@
           </w:tcPr>
           <w:p>
             <w:r>
-              <w:t>3,201</w:t>
+              <w:t>3,264</w:t>
             </w:r>
           </w:p>
         </w:tc>
@@ -1146,7 +1146,7 @@
           </w:tcPr>
           <w:p>
             <w:r>
-              <w:t>4,899</w:t>
+              <w:t>5,000</w:t>
             </w:r>
           </w:p>
         </w:tc>
@@ -1188,7 +1188,7 @@
           </w:tcPr>
           <w:p>
             <w:r>
-              <w:t>0,905</w:t>
+              <w:t>0,858</w:t>
             </w:r>
           </w:p>
         </w:tc>
@@ -1198,7 +1198,7 @@
           </w:tcPr>
           <w:p>
             <w:r>
-              <w:t>2,955</w:t>
+              <w:t>2,956</w:t>
             </w:r>
           </w:p>
         </w:tc>
@@ -1208,7 +1208,7 @@
           </w:tcPr>
           <w:p>
             <w:r>
-              <w:t>4,724</w:t>
+              <w:t>4,820</w:t>
             </w:r>
           </w:p>
         </w:tc>
@@ -1250,7 +1250,7 @@
           </w:tcPr>
           <w:p>
             <w:r>
-              <w:t>0,613</w:t>
+              <w:t>0,564</w:t>
             </w:r>
           </w:p>
         </w:tc>
@@ -1260,7 +1260,7 @@
           </w:tcPr>
           <w:p>
             <w:r>
-              <w:t>2,657</w:t>
+              <w:t>2,617</w:t>
             </w:r>
           </w:p>
         </w:tc>
@@ -1270,7 +1270,7 @@
           </w:tcPr>
           <w:p>
             <w:r>
-              <w:t>4,692</w:t>
+              <w:t>4,758</w:t>
             </w:r>
           </w:p>
         </w:tc>
@@ -1312,7 +1312,7 @@
           </w:tcPr>
           <w:p>
             <w:r>
-              <w:t>0,291</w:t>
+              <w:t>0,264</w:t>
             </w:r>
           </w:p>
         </w:tc>
@@ -1322,7 +1322,7 @@
           </w:tcPr>
           <w:p>
             <w:r>
-              <w:t>2,420</w:t>
+              <w:t>2,452</w:t>
             </w:r>
           </w:p>
         </w:tc>
@@ -1332,7 +1332,7 @@
           </w:tcPr>
           <w:p>
             <w:r>
-              <w:t>4,700</w:t>
+              <w:t>4,772</w:t>
             </w:r>
           </w:p>
         </w:tc>
@@ -1374,7 +1374,7 @@
           </w:tcPr>
           <w:p>
             <w:r>
-              <w:t>0,211</w:t>
+              <w:t>0,139</w:t>
             </w:r>
           </w:p>
         </w:tc>
@@ -1384,7 +1384,7 @@
           </w:tcPr>
           <w:p>
             <w:r>
-              <w:t>2,167</w:t>
+              <w:t>2,272</w:t>
             </w:r>
           </w:p>
         </w:tc>
@@ -1394,7 +1394,7 @@
           </w:tcPr>
           <w:p>
             <w:r>
-              <w:t>4,555</w:t>
+              <w:t>4,631</w:t>
             </w:r>
           </w:p>
         </w:tc>
@@ -1436,7 +1436,7 @@
           </w:tcPr>
           <w:p>
             <w:r>
-              <w:t>0,106</w:t>
+              <w:t>0,053</w:t>
             </w:r>
           </w:p>
         </w:tc>
@@ -1446,7 +1446,7 @@
           </w:tcPr>
           <w:p>
             <w:r>
-              <w:t>1,467</w:t>
+              <w:t>1,450</w:t>
             </w:r>
           </w:p>
         </w:tc>
@@ -1456,7 +1456,7 @@
           </w:tcPr>
           <w:p>
             <w:r>
-              <w:t>4,319</w:t>
+              <w:t>4,401</w:t>
             </w:r>
           </w:p>
         </w:tc>
@@ -1508,7 +1508,7 @@
           </w:tcPr>
           <w:p>
             <w:r>
-              <w:t>0,686</w:t>
+              <w:t>0,708</w:t>
             </w:r>
           </w:p>
         </w:tc>
@@ -1518,7 +1518,7 @@
           </w:tcPr>
           <w:p>
             <w:r>
-              <w:t>2,893</w:t>
+              <w:t>2,932</w:t>
             </w:r>
           </w:p>
         </w:tc>
@@ -1560,7 +1560,7 @@
           </w:tcPr>
           <w:p>
             <w:r>
-              <w:t>0,004</w:t>
+              <w:t>0,000</w:t>
             </w:r>
           </w:p>
         </w:tc>
@@ -1570,7 +1570,7 @@
           </w:tcPr>
           <w:p>
             <w:r>
-              <w:t>0,333</w:t>
+              <w:t>0,297</w:t>
             </w:r>
           </w:p>
         </w:tc>
@@ -1580,7 +1580,7 @@
           </w:tcPr>
           <w:p>
             <w:r>
-              <w:t>3,045</w:t>
+              <w:t>2,939</w:t>
             </w:r>
           </w:p>
         </w:tc>
@@ -1622,7 +1622,7 @@
           </w:tcPr>
           <w:p>
             <w:r>
-              <w:t>0,051</w:t>
+              <w:t>0,008</w:t>
             </w:r>
           </w:p>
         </w:tc>
@@ -1632,7 +1632,7 @@
           </w:tcPr>
           <w:p>
             <w:r>
-              <w:t>1,091</w:t>
+              <w:t>1,087</w:t>
             </w:r>
           </w:p>
         </w:tc>
@@ -1642,7 +1642,7 @@
           </w:tcPr>
           <w:p>
             <w:r>
-              <w:t>4,370</w:t>
+              <w:t>4,499</w:t>
             </w:r>
           </w:p>
         </w:tc>
@@ -1684,7 +1684,7 @@
           </w:tcPr>
           <w:p>
             <w:r>
-              <w:t>0,052</w:t>
+              <w:t>0,001</w:t>
             </w:r>
           </w:p>
         </w:tc>
@@ -1694,7 +1694,7 @@
           </w:tcPr>
           <w:p>
             <w:r>
-              <w:t>1,280</w:t>
+              <w:t>1,193</w:t>
             </w:r>
           </w:p>
         </w:tc>
@@ -1704,7 +1704,7 @@
           </w:tcPr>
           <w:p>
             <w:r>
-              <w:t>4,676</w:t>
+              <w:t>4,797</w:t>
             </w:r>
           </w:p>
         </w:tc>
@@ -1746,7 +1746,7 @@
           </w:tcPr>
           <w:p>
             <w:r>
-              <w:t>0,159</w:t>
+              <w:t>0,094</w:t>
             </w:r>
           </w:p>
         </w:tc>
@@ -1756,7 +1756,7 @@
           </w:tcPr>
           <w:p>
             <w:r>
-              <w:t>1,547</w:t>
+              <w:t>1,405</w:t>
             </w:r>
           </w:p>
         </w:tc>
@@ -1766,7 +1766,7 @@
           </w:tcPr>
           <w:p>
             <w:r>
-              <w:t>4,673</w:t>
+              <w:t>4,748</w:t>
             </w:r>
           </w:p>
         </w:tc>
@@ -1808,7 +1808,7 @@
           </w:tcPr>
           <w:p>
             <w:r>
-              <w:t>0,424</w:t>
+              <w:t>0,374</w:t>
             </w:r>
           </w:p>
         </w:tc>
@@ -1818,7 +1818,7 @@
           </w:tcPr>
           <w:p>
             <w:r>
-              <w:t>2,067</w:t>
+              <w:t>2,014</w:t>
             </w:r>
           </w:p>
         </w:tc>
@@ -1828,7 +1828,7 @@
           </w:tcPr>
           <w:p>
             <w:r>
-              <w:t>4,784</w:t>
+              <w:t>4,892</w:t>
             </w:r>
           </w:p>
         </w:tc>
@@ -1870,7 +1870,7 @@
           </w:tcPr>
           <w:p>
             <w:r>
-              <w:t>0,545</w:t>
+              <w:t>0,471</w:t>
             </w:r>
           </w:p>
         </w:tc>
@@ -1880,7 +1880,7 @@
           </w:tcPr>
           <w:p>
             <w:r>
-              <w:t>2,120</w:t>
+              <w:t>2,021</w:t>
             </w:r>
           </w:p>
         </w:tc>
@@ -1890,7 +1890,7 @@
           </w:tcPr>
           <w:p>
             <w:r>
-              <w:t>4,617</w:t>
+              <w:t>4,672</w:t>
             </w:r>
           </w:p>
         </w:tc>
@@ -1932,7 +1932,7 @@
           </w:tcPr>
           <w:p>
             <w:r>
-              <w:t>0,922</w:t>
+              <w:t>0,924</w:t>
             </w:r>
           </w:p>
         </w:tc>
@@ -1942,7 +1942,7 @@
           </w:tcPr>
           <w:p>
             <w:r>
-              <w:t>2,419</w:t>
+              <w:t>2,343</w:t>
             </w:r>
           </w:p>
         </w:tc>
@@ -1952,7 +1952,7 @@
           </w:tcPr>
           <w:p>
             <w:r>
-              <w:t>4,495</w:t>
+              <w:t>4,585</w:t>
             </w:r>
           </w:p>
         </w:tc>
@@ -1994,7 +1994,7 @@
           </w:tcPr>
           <w:p>
             <w:r>
-              <w:t>0,600</w:t>
+              <w:t>0,560</w:t>
             </w:r>
           </w:p>
         </w:tc>
@@ -2004,7 +2004,7 @@
           </w:tcPr>
           <w:p>
             <w:r>
-              <w:t>2,693</w:t>
+              <w:t>2,708</w:t>
             </w:r>
           </w:p>
         </w:tc>
@@ -2014,7 +2014,7 @@
           </w:tcPr>
           <w:p>
             <w:r>
-              <w:t>4,308</w:t>
+              <w:t>4,441</w:t>
             </w:r>
           </w:p>
         </w:tc>
@@ -2056,7 +2056,7 @@
           </w:tcPr>
           <w:p>
             <w:r>
-              <w:t>0,260</w:t>
+              <w:t>0,195</w:t>
             </w:r>
           </w:p>
         </w:tc>
@@ -2066,7 +2066,7 @@
           </w:tcPr>
           <w:p>
             <w:r>
-              <w:t>1,844</w:t>
+              <w:t>1,839</w:t>
             </w:r>
           </w:p>
         </w:tc>
@@ -2076,7 +2076,7 @@
           </w:tcPr>
           <w:p>
             <w:r>
-              <w:t>3,965</w:t>
+              <w:t>4,014</w:t>
             </w:r>
           </w:p>
         </w:tc>
@@ -2118,7 +2118,7 @@
           </w:tcPr>
           <w:p>
             <w:r>
-              <w:t>0,398</w:t>
+              <w:t>0,315</w:t>
             </w:r>
           </w:p>
         </w:tc>
@@ -2128,7 +2128,7 @@
           </w:tcPr>
           <w:p>
             <w:r>
-              <w:t>2,413</w:t>
+              <w:t>2,402</w:t>
             </w:r>
           </w:p>
         </w:tc>
@@ -2138,7 +2138,7 @@
           </w:tcPr>
           <w:p>
             <w:r>
-              <w:t>4,220</w:t>
+              <w:t>4,279</w:t>
             </w:r>
           </w:p>
         </w:tc>
@@ -2180,7 +2180,7 @@
           </w:tcPr>
           <w:p>
             <w:r>
-              <w:t>0,271</w:t>
+              <w:t>0,181</w:t>
             </w:r>
           </w:p>
         </w:tc>
@@ -2190,7 +2190,7 @@
           </w:tcPr>
           <w:p>
             <w:r>
-              <w:t>2,061</w:t>
+              <w:t>1,953</w:t>
             </w:r>
           </w:p>
         </w:tc>
@@ -2200,7 +2200,7 @@
           </w:tcPr>
           <w:p>
             <w:r>
-              <w:t>4,663</w:t>
+              <w:t>4,777</w:t>
             </w:r>
           </w:p>
         </w:tc>
@@ -2242,7 +2242,7 @@
           </w:tcPr>
           <w:p>
             <w:r>
-              <w:t>0,290</w:t>
+              <w:t>0,183</w:t>
             </w:r>
           </w:p>
         </w:tc>
@@ -2252,7 +2252,7 @@
           </w:tcPr>
           <w:p>
             <w:r>
-              <w:t>2,523</w:t>
+              <w:t>2,475</w:t>
             </w:r>
           </w:p>
         </w:tc>
@@ -2262,7 +2262,7 @@
           </w:tcPr>
           <w:p>
             <w:r>
-              <w:t>4,920</w:t>
+              <w:t>5,000</w:t>
             </w:r>
           </w:p>
         </w:tc>
@@ -2304,7 +2304,7 @@
           </w:tcPr>
           <w:p>
             <w:r>
-              <w:t>0,520</w:t>
+              <w:t>0,432</w:t>
             </w:r>
           </w:p>
         </w:tc>
@@ -2314,7 +2314,7 @@
           </w:tcPr>
           <w:p>
             <w:r>
-              <w:t>2,672</w:t>
+              <w:t>2,709</w:t>
             </w:r>
           </w:p>
         </w:tc>
@@ -2324,7 +2324,7 @@
           </w:tcPr>
           <w:p>
             <w:r>
-              <w:t>4,808</w:t>
+              <w:t>4,883</w:t>
             </w:r>
           </w:p>
         </w:tc>
@@ -2366,7 +2366,7 @@
           </w:tcPr>
           <w:p>
             <w:r>
-              <w:t>0,555</w:t>
+              <w:t>0,498</w:t>
             </w:r>
           </w:p>
         </w:tc>
@@ -2376,7 +2376,7 @@
           </w:tcPr>
           <w:p>
             <w:r>
-              <w:t>2,632</w:t>
+              <w:t>2,647</w:t>
             </w:r>
           </w:p>
         </w:tc>
@@ -2386,7 +2386,7 @@
           </w:tcPr>
           <w:p>
             <w:r>
-              <w:t>4,692</w:t>
+              <w:t>4,760</w:t>
             </w:r>
           </w:p>
         </w:tc>
@@ -2423,7 +2423,7 @@
         <w:pStyle w:val="ListBullet"/>
       </w:pPr>
       <w:r>
-        <w:t>резкий спад на 1.83 МВт за 3 ч к 10:00</w:t>
+        <w:t>резкий спад на 1.98 МВт за 3 ч к 10:00</w:t>
       </w:r>
     </w:p>
     <w:p>
@@ -2560,7 +2560,7 @@
           </w:tcPr>
           <w:p>
             <w:r>
-              <w:t>1,409</w:t>
+              <w:t>1,444</w:t>
             </w:r>
           </w:p>
         </w:tc>
@@ -2570,7 +2570,7 @@
           </w:tcPr>
           <w:p>
             <w:r>
-              <w:t>1,091 → 2,500</w:t>
+              <w:t>1,087 → 2,531</w:t>
             </w:r>
           </w:p>
         </w:tc>
@@ -2622,7 +2622,7 @@
           </w:tcPr>
           <w:p>
             <w:r>
-              <w:t>2,454</w:t>
+              <w:t>2,541</w:t>
             </w:r>
           </w:p>
         </w:tc>
@@ -2632,7 +2632,7 @@
           </w:tcPr>
           <w:p>
             <w:r>
-              <w:t>1,280 → 3,734</w:t>
+              <w:t>1,193 → 3,734</w:t>
             </w:r>
           </w:p>
         </w:tc>
@@ -2684,7 +2684,7 @@
           </w:tcPr>
           <w:p>
             <w:r>
-              <w:t>2,727</w:t>
+              <w:t>2,874</w:t>
             </w:r>
           </w:p>
         </w:tc>
@@ -2694,7 +2694,7 @@
           </w:tcPr>
           <w:p>
             <w:r>
-              <w:t>1,547 → 4,274</w:t>
+              <w:t>1,405 → 4,279</w:t>
             </w:r>
           </w:p>
         </w:tc>
@@ -2746,7 +2746,7 @@
           </w:tcPr>
           <w:p>
             <w:r>
-              <w:t>2,797</w:t>
+              <w:t>2,866</w:t>
             </w:r>
           </w:p>
         </w:tc>
@@ -2756,7 +2756,7 @@
           </w:tcPr>
           <w:p>
             <w:r>
-              <w:t>2,067 → 4,864</w:t>
+              <w:t>2,014 → 4,880</w:t>
             </w:r>
           </w:p>
         </w:tc>
@@ -2808,7 +2808,7 @@
           </w:tcPr>
           <w:p>
             <w:r>
-              <w:t>2,290</w:t>
+              <w:t>2,394</w:t>
             </w:r>
           </w:p>
         </w:tc>
@@ -2818,7 +2818,7 @@
           </w:tcPr>
           <w:p>
             <w:r>
-              <w:t>2,120 → 4,410</w:t>
+              <w:t>2,021 → 4,415</w:t>
             </w:r>
           </w:p>
         </w:tc>
@@ -2870,7 +2870,7 @@
           </w:tcPr>
           <w:p>
             <w:r>
-              <w:t>1,080</w:t>
+              <w:t>1,137</w:t>
             </w:r>
           </w:p>
         </w:tc>
@@ -2880,7 +2880,7 @@
           </w:tcPr>
           <w:p>
             <w:r>
-              <w:t>2,419 → 3,499</w:t>
+              <w:t>2,343 → 3,480</w:t>
             </w:r>
           </w:p>
         </w:tc>
@@ -2912,7 +2912,7 @@
           </w:tcPr>
           <w:p>
             <w:r>
-              <w:t>21:00</w:t>
+              <w:t>22:00</w:t>
             </w:r>
           </w:p>
         </w:tc>
@@ -2932,7 +2932,7 @@
           </w:tcPr>
           <w:p>
             <w:r>
-              <w:t>0,595</w:t>
+              <w:t>1,104</w:t>
             </w:r>
           </w:p>
         </w:tc>
@@ -2942,7 +2942,7 @@
           </w:tcPr>
           <w:p>
             <w:r>
-              <w:t>2,061 → 1,466</w:t>
+              <w:t>2,475 → 1,371</w:t>
             </w:r>
           </w:p>
         </w:tc>
@@ -2952,7 +2952,7 @@
           </w:tcPr>
           <w:p>
             <w:r>
-              <w:t>21.02 18:00</w:t>
+              <w:t>21.02 19:00</w:t>
             </w:r>
           </w:p>
         </w:tc>
@@ -2974,7 +2974,7 @@
           </w:tcPr>
           <w:p>
             <w:r>
-              <w:t>22:00</w:t>
+              <w:t>23:00</w:t>
             </w:r>
           </w:p>
         </w:tc>
@@ -2994,7 +2994,7 @@
           </w:tcPr>
           <w:p>
             <w:r>
-              <w:t>1,168</w:t>
+              <w:t>1,379</w:t>
             </w:r>
           </w:p>
         </w:tc>
@@ -3004,7 +3004,7 @@
           </w:tcPr>
           <w:p>
             <w:r>
-              <w:t>2,523 → 1,355</w:t>
+              <w:t>2,709 → 1,330</w:t>
             </w:r>
           </w:p>
         </w:tc>
@@ -3014,7 +3014,7 @@
           </w:tcPr>
           <w:p>
             <w:r>
-              <w:t>21.02 19:00</w:t>
+              <w:t>21.02 20:00</w:t>
             </w:r>
           </w:p>
         </w:tc>
@@ -3036,7 +3036,7 @@
           </w:tcPr>
           <w:p>
             <w:r>
-              <w:t>23:00</w:t>
+              <w:t>24:00</w:t>
             </w:r>
           </w:p>
         </w:tc>
@@ -3056,7 +3056,7 @@
           </w:tcPr>
           <w:p>
             <w:r>
-              <w:t>1,369</w:t>
+              <w:t>1,573</w:t>
             </w:r>
           </w:p>
         </w:tc>
@@ -3066,7 +3066,7 @@
           </w:tcPr>
           <w:p>
             <w:r>
-              <w:t>2,672 → 1,303</w:t>
+              <w:t>2,647 → 1,074</w:t>
             </w:r>
           </w:p>
         </w:tc>
@@ -3076,7 +3076,7 @@
           </w:tcPr>
           <w:p>
             <w:r>
-              <w:t>21.02 20:00</w:t>
+              <w:t>21.02 21:00</w:t>
             </w:r>
           </w:p>
         </w:tc>
@@ -3088,7 +3088,7 @@
           </w:tcPr>
           <w:p>
             <w:r>
-              <w:t>21.02 05:00</w:t>
+              <w:t>21.02 11:00</w:t>
             </w:r>
           </w:p>
         </w:tc>
@@ -3098,7 +3098,7 @@
           </w:tcPr>
           <w:p>
             <w:r>
-              <w:t>24:00</w:t>
+              <w:t>20:00</w:t>
             </w:r>
           </w:p>
         </w:tc>
@@ -3118,7 +3118,7 @@
           </w:tcPr>
           <w:p>
             <w:r>
-              <w:t>1,572</w:t>
+              <w:t>0,514</w:t>
             </w:r>
           </w:p>
         </w:tc>
@@ -3128,69 +3128,7 @@
           </w:tcPr>
           <w:p>
             <w:r>
-              <w:t>2,632 → 1,060</w:t>
-            </w:r>
-          </w:p>
-        </w:tc>
-        <w:tc>
-          <w:tcPr>
-            <w:tcW w:type="dxa" w:w="1440"/>
-          </w:tcPr>
-          <w:p>
-            <w:r>
-              <w:t>21.02 21:00</w:t>
-            </w:r>
-          </w:p>
-        </w:tc>
-      </w:tr>
-      <w:tr>
-        <w:tc>
-          <w:tcPr>
-            <w:tcW w:type="dxa" w:w="1440"/>
-          </w:tcPr>
-          <w:p>
-            <w:r>
-              <w:t>21.02 11:00</w:t>
-            </w:r>
-          </w:p>
-        </w:tc>
-        <w:tc>
-          <w:tcPr>
-            <w:tcW w:type="dxa" w:w="1440"/>
-          </w:tcPr>
-          <w:p>
-            <w:r>
-              <w:t>20:00</w:t>
-            </w:r>
-          </w:p>
-        </w:tc>
-        <w:tc>
-          <w:tcPr>
-            <w:tcW w:type="dxa" w:w="1440"/>
-          </w:tcPr>
-          <w:p>
-            <w:r>
-              <w:t>вниз</w:t>
-            </w:r>
-          </w:p>
-        </w:tc>
-        <w:tc>
-          <w:tcPr>
-            <w:tcW w:type="dxa" w:w="1440"/>
-          </w:tcPr>
-          <w:p>
-            <w:r>
-              <w:t>0,512</w:t>
-            </w:r>
-          </w:p>
-        </w:tc>
-        <w:tc>
-          <w:tcPr>
-            <w:tcW w:type="dxa" w:w="1440"/>
-          </w:tcPr>
-          <w:p>
-            <w:r>
-              <w:t>2,413 → 1,901</w:t>
+              <w:t>2,402 → 1,888</w:t>
             </w:r>
           </w:p>
         </w:tc>
